--- a/report-templates/templates/network/isec-network-upload.docx
+++ b/report-templates/templates/network/isec-network-upload.docx
@@ -6297,7 +6297,7 @@
     </w:p>
     <w:p>
       <w:r>
-        <w:t>${chartData checklist}</w:t>
+        <w:t>${chartData checklist:isec-network-penetration-testing-checklist}</w:t>
       </w:r>
     </w:p>
     <w:p>
@@ -12574,1717 +12574,11 @@
       </w:r>
       <w:bookmarkEnd w:id="54"/>
     </w:p>
-    <w:tbl>
-      <w:tblPr>
-        <w:tblStyle w:val="TableGrid"/>
-        <w:tblW w:w="5000" w:type="pct"/>
-        <w:tblBorders>
-          <w:top w:val="single" w:sz="4" w:space="0" w:color="BFBFBF"/>
-          <w:left w:val="single" w:sz="4" w:space="0" w:color="BFBFBF"/>
-          <w:bottom w:val="single" w:sz="4" w:space="0" w:color="BFBFBF"/>
-          <w:right w:val="single" w:sz="4" w:space="0" w:color="BFBFBF"/>
-          <w:insideH w:val="single" w:sz="4" w:space="0" w:color="BFBFBF"/>
-          <w:insideV w:val="single" w:sz="4" w:space="0" w:color="BFBFBF"/>
-        </w:tblBorders>
-        <w:tblLayout w:type="fixed"/>
-        <w:tblLook w:val="04A0" w:firstRow="1" w:lastRow="0" w:firstColumn="1" w:lastColumn="0" w:noHBand="0" w:noVBand="1"/>
-      </w:tblPr>
-      <w:tblGrid>
-        <w:gridCol w:w="704"/>
-        <w:gridCol w:w="5311"/>
-        <w:gridCol w:w="1902"/>
-        <w:gridCol w:w="2533"/>
-      </w:tblGrid>
-      <w:tr>
-        <w:trPr>
-          <w:trHeight w:val="20"/>
-        </w:trPr>
-        <w:tc>
-          <w:tcPr>
-            <w:tcW w:w="337" w:type="pct"/>
-            <w:tcBorders>
-              <w:top w:val="single" w:sz="4" w:space="0" w:color="BFBFBF"/>
-              <w:left w:val="single" w:sz="4" w:space="0" w:color="BFBFBF"/>
-              <w:bottom w:val="single" w:sz="4" w:space="0" w:color="BFBFBF"/>
-              <w:right w:val="single" w:sz="4" w:space="0" w:color="BFBFBF"/>
-            </w:tcBorders>
-            <w:shd w:val="clear" w:color="auto" w:fill="600000"/>
-            <w:vAlign w:val="center"/>
-          </w:tcPr>
-          <w:p>
-            <w:pPr>
-              <w:pStyle w:val="TableParagraph"/>
-              <w:spacing w:before="80" w:after="80" w:line="276" w:lineRule="auto"/>
-              <w:rPr>
-                <w:rFonts w:cstheme="minorHAnsi"/>
-                <w:bCs/>
-              </w:rPr>
-            </w:pPr>
-            <w:bookmarkStart w:id="55" w:name="_Toc124696869"/>
-            <w:bookmarkStart w:id="56" w:name="_Toc138337955"/>
-            <w:bookmarkStart w:id="57" w:name="_Toc164693574"/>
-            <w:r>
-              <w:rPr>
-                <w:rFonts w:cstheme="minorHAnsi"/>
-                <w:bCs/>
-              </w:rPr>
-              <w:t>#</w:t>
-            </w:r>
-          </w:p>
-        </w:tc>
-        <w:tc>
-          <w:tcPr>
-            <w:tcW w:w="2541" w:type="pct"/>
-            <w:tcBorders>
-              <w:top w:val="single" w:sz="4" w:space="0" w:color="BFBFBF"/>
-              <w:left w:val="single" w:sz="4" w:space="0" w:color="BFBFBF"/>
-              <w:bottom w:val="single" w:sz="4" w:space="0" w:color="BFBFBF"/>
-              <w:right w:val="single" w:sz="4" w:space="0" w:color="BFBFBF"/>
-            </w:tcBorders>
-            <w:shd w:val="clear" w:color="auto" w:fill="600000"/>
-            <w:vAlign w:val="center"/>
-          </w:tcPr>
-          <w:p>
-            <w:pPr>
-              <w:pStyle w:val="TableParagraph"/>
-              <w:spacing w:before="80" w:after="80" w:line="276" w:lineRule="auto"/>
-              <w:rPr>
-                <w:rFonts w:cstheme="minorHAnsi"/>
-                <w:bCs/>
-              </w:rPr>
-            </w:pPr>
-            <w:r>
-              <w:rPr>
-                <w:rFonts w:cstheme="minorHAnsi"/>
-                <w:bCs/>
-              </w:rPr>
-              <w:t>Attack Type</w:t>
-            </w:r>
-          </w:p>
-        </w:tc>
-        <w:tc>
-          <w:tcPr>
-            <w:tcW w:w="910" w:type="pct"/>
-            <w:tcBorders>
-              <w:top w:val="single" w:sz="4" w:space="0" w:color="BFBFBF"/>
-              <w:left w:val="single" w:sz="4" w:space="0" w:color="BFBFBF"/>
-              <w:bottom w:val="single" w:sz="4" w:space="0" w:color="BFBFBF"/>
-              <w:right w:val="single" w:sz="4" w:space="0" w:color="BFBFBF"/>
-            </w:tcBorders>
-            <w:shd w:val="clear" w:color="auto" w:fill="600000"/>
-            <w:vAlign w:val="center"/>
-          </w:tcPr>
-          <w:p>
-            <w:pPr>
-              <w:pStyle w:val="TableParagraph"/>
-              <w:spacing w:before="80" w:after="80" w:line="276" w:lineRule="auto"/>
-              <w:rPr>
-                <w:rFonts w:cstheme="minorHAnsi"/>
-                <w:bCs/>
-              </w:rPr>
-            </w:pPr>
-            <w:r>
-              <w:rPr>
-                <w:rFonts w:cstheme="minorHAnsi"/>
-                <w:bCs/>
-              </w:rPr>
-              <w:t>Done</w:t>
-            </w:r>
-          </w:p>
-        </w:tc>
-        <w:tc>
-          <w:tcPr>
-            <w:tcW w:w="1212" w:type="pct"/>
-            <w:tcBorders>
-              <w:top w:val="single" w:sz="4" w:space="0" w:color="BFBFBF"/>
-              <w:left w:val="single" w:sz="4" w:space="0" w:color="BFBFBF"/>
-              <w:bottom w:val="single" w:sz="4" w:space="0" w:color="BFBFBF"/>
-              <w:right w:val="single" w:sz="4" w:space="0" w:color="BFBFBF"/>
-            </w:tcBorders>
-            <w:shd w:val="clear" w:color="auto" w:fill="600000"/>
-            <w:vAlign w:val="center"/>
-          </w:tcPr>
-          <w:p>
-            <w:pPr>
-              <w:pStyle w:val="TableParagraph"/>
-              <w:spacing w:before="80" w:after="80" w:line="276" w:lineRule="auto"/>
-              <w:rPr>
-                <w:rFonts w:cstheme="minorHAnsi"/>
-                <w:bCs/>
-              </w:rPr>
-            </w:pPr>
-            <w:r>
-              <w:rPr>
-                <w:rFonts w:cstheme="minorHAnsi"/>
-                <w:bCs/>
-              </w:rPr>
-              <w:t>Status</w:t>
-            </w:r>
-          </w:p>
-        </w:tc>
-      </w:tr>
-      <w:tr>
-        <w:trPr>
-          <w:trHeight w:val="20"/>
-        </w:trPr>
-        <w:tc>
-          <w:tcPr>
-            <w:tcW w:w="337" w:type="pct"/>
-            <w:tcBorders>
-              <w:top w:val="single" w:sz="4" w:space="0" w:color="BFBFBF"/>
-              <w:left w:val="single" w:sz="4" w:space="0" w:color="BFBFBF"/>
-              <w:bottom w:val="single" w:sz="4" w:space="0" w:color="BFBFBF"/>
-              <w:right w:val="single" w:sz="4" w:space="0" w:color="BFBFBF"/>
-            </w:tcBorders>
-            <w:vAlign w:val="center"/>
-          </w:tcPr>
-          <w:p>
-            <w:pPr>
-              <w:pStyle w:val="TableParagraph"/>
-              <w:numPr>
-                <w:ilvl w:val="0"/>
-                <w:numId w:val="7"/>
-              </w:numPr>
-              <w:spacing w:before="80" w:after="80" w:line="276" w:lineRule="auto"/>
-              <w:rPr>
-                <w:rFonts w:cstheme="minorHAnsi"/>
-                <w:bCs/>
-              </w:rPr>
-            </w:pPr>
-          </w:p>
-        </w:tc>
-        <w:tc>
-          <w:tcPr>
-            <w:tcW w:w="2541" w:type="pct"/>
-            <w:tcBorders>
-              <w:top w:val="single" w:sz="4" w:space="0" w:color="BFBFBF"/>
-              <w:left w:val="single" w:sz="4" w:space="0" w:color="BFBFBF"/>
-              <w:bottom w:val="single" w:sz="4" w:space="0" w:color="BFBFBF"/>
-              <w:right w:val="single" w:sz="4" w:space="0" w:color="BFBFBF"/>
-            </w:tcBorders>
-            <w:vAlign w:val="center"/>
-          </w:tcPr>
-          <w:p>
-            <w:pPr>
-              <w:pStyle w:val="TableParagraph"/>
-              <w:spacing w:before="80" w:after="80" w:line="276" w:lineRule="auto"/>
-              <w:rPr>
-                <w:rFonts w:cstheme="minorHAnsi"/>
-                <w:bCs/>
-              </w:rPr>
-            </w:pPr>
-            <w:r>
-              <w:rPr>
-                <w:rFonts w:cstheme="minorHAnsi"/>
-                <w:bCs/>
-              </w:rPr>
-              <w:t>Brute Force/Spraying</w:t>
-            </w:r>
-          </w:p>
-        </w:tc>
-        <w:tc>
-          <w:tcPr>
-            <w:tcW w:w="910" w:type="pct"/>
-            <w:tcBorders>
-              <w:top w:val="single" w:sz="4" w:space="0" w:color="BFBFBF"/>
-              <w:left w:val="single" w:sz="4" w:space="0" w:color="BFBFBF"/>
-              <w:bottom w:val="single" w:sz="4" w:space="0" w:color="BFBFBF"/>
-              <w:right w:val="single" w:sz="4" w:space="0" w:color="BFBFBF"/>
-            </w:tcBorders>
-            <w:vAlign w:val="center"/>
-          </w:tcPr>
-          <w:p>
-            <w:pPr>
-              <w:pStyle w:val="TableParagraph"/>
-              <w:spacing w:before="80" w:after="80" w:line="276" w:lineRule="auto"/>
-              <w:rPr>
-                <w:rFonts w:cstheme="minorHAnsi"/>
-                <w:bCs/>
-              </w:rPr>
-            </w:pPr>
-            <w:r>
-              <w:rPr>
-                <w:rFonts w:cstheme="minorHAnsi"/>
-                <w:bCs/>
-              </w:rPr>
-              <w:t>N/A</w:t>
-            </w:r>
-          </w:p>
-        </w:tc>
-        <w:tc>
-          <w:tcPr>
-            <w:tcW w:w="1212" w:type="pct"/>
-            <w:tcBorders>
-              <w:top w:val="single" w:sz="4" w:space="0" w:color="BFBFBF"/>
-              <w:left w:val="single" w:sz="4" w:space="0" w:color="BFBFBF"/>
-              <w:bottom w:val="single" w:sz="4" w:space="0" w:color="BFBFBF"/>
-              <w:right w:val="single" w:sz="4" w:space="0" w:color="BFBFBF"/>
-            </w:tcBorders>
-            <w:shd w:val="clear" w:color="auto" w:fill="D9D9D9" w:themeFill="background1" w:themeFillShade="D9"/>
-            <w:vAlign w:val="center"/>
-          </w:tcPr>
-          <w:p>
-            <w:pPr>
-              <w:pStyle w:val="TableParagraph"/>
-              <w:spacing w:before="80" w:after="80" w:line="276" w:lineRule="auto"/>
-              <w:ind w:left="136" w:right="139"/>
-              <w:rPr>
-                <w:rFonts w:cstheme="minorHAnsi"/>
-                <w:bCs/>
-              </w:rPr>
-            </w:pPr>
-            <w:r>
-              <w:rPr>
-                <w:rFonts w:cstheme="minorHAnsi"/>
-                <w:bCs/>
-              </w:rPr>
-              <w:t>N/A</w:t>
-            </w:r>
-          </w:p>
-        </w:tc>
-      </w:tr>
-      <w:tr>
-        <w:trPr>
-          <w:trHeight w:val="20"/>
-        </w:trPr>
-        <w:tc>
-          <w:tcPr>
-            <w:tcW w:w="337" w:type="pct"/>
-            <w:tcBorders>
-              <w:top w:val="single" w:sz="4" w:space="0" w:color="BFBFBF"/>
-              <w:left w:val="single" w:sz="4" w:space="0" w:color="BFBFBF"/>
-              <w:bottom w:val="single" w:sz="4" w:space="0" w:color="BFBFBF"/>
-              <w:right w:val="single" w:sz="4" w:space="0" w:color="BFBFBF"/>
-            </w:tcBorders>
-            <w:vAlign w:val="center"/>
-          </w:tcPr>
-          <w:p>
-            <w:pPr>
-              <w:pStyle w:val="TableParagraph"/>
-              <w:numPr>
-                <w:ilvl w:val="0"/>
-                <w:numId w:val="7"/>
-              </w:numPr>
-              <w:spacing w:before="80" w:after="80" w:line="276" w:lineRule="auto"/>
-              <w:rPr>
-                <w:rFonts w:cstheme="minorHAnsi"/>
-                <w:bCs/>
-              </w:rPr>
-            </w:pPr>
-          </w:p>
-        </w:tc>
-        <w:tc>
-          <w:tcPr>
-            <w:tcW w:w="2541" w:type="pct"/>
-            <w:tcBorders>
-              <w:top w:val="single" w:sz="4" w:space="0" w:color="BFBFBF"/>
-              <w:left w:val="single" w:sz="4" w:space="0" w:color="BFBFBF"/>
-              <w:bottom w:val="single" w:sz="4" w:space="0" w:color="BFBFBF"/>
-              <w:right w:val="single" w:sz="4" w:space="0" w:color="BFBFBF"/>
-            </w:tcBorders>
-            <w:vAlign w:val="center"/>
-          </w:tcPr>
-          <w:p>
-            <w:pPr>
-              <w:pStyle w:val="TableParagraph"/>
-              <w:spacing w:before="80" w:after="80" w:line="276" w:lineRule="auto"/>
-              <w:rPr>
-                <w:rFonts w:cstheme="minorHAnsi"/>
-                <w:bCs/>
-              </w:rPr>
-            </w:pPr>
-            <w:r>
-              <w:rPr>
-                <w:rFonts w:cstheme="minorHAnsi"/>
-                <w:bCs/>
-              </w:rPr>
-              <w:t>WAF &amp; Firewall Bypass</w:t>
-            </w:r>
-          </w:p>
-        </w:tc>
-        <w:tc>
-          <w:tcPr>
-            <w:tcW w:w="910" w:type="pct"/>
-            <w:tcBorders>
-              <w:top w:val="single" w:sz="4" w:space="0" w:color="BFBFBF"/>
-              <w:left w:val="single" w:sz="4" w:space="0" w:color="BFBFBF"/>
-              <w:bottom w:val="single" w:sz="4" w:space="0" w:color="BFBFBF"/>
-              <w:right w:val="single" w:sz="4" w:space="0" w:color="BFBFBF"/>
-            </w:tcBorders>
-            <w:vAlign w:val="center"/>
-          </w:tcPr>
-          <w:p>
-            <w:pPr>
-              <w:pStyle w:val="TableParagraph"/>
-              <w:spacing w:before="80" w:after="80" w:line="276" w:lineRule="auto"/>
-              <w:rPr>
-                <w:rFonts w:cstheme="minorHAnsi"/>
-                <w:bCs/>
-              </w:rPr>
-            </w:pPr>
-            <w:r>
-              <w:rPr>
-                <w:rFonts w:cstheme="minorHAnsi"/>
-                <w:bCs/>
-              </w:rPr>
-              <w:t>Done</w:t>
-            </w:r>
-          </w:p>
-        </w:tc>
-        <w:tc>
-          <w:tcPr>
-            <w:tcW w:w="1212" w:type="pct"/>
-            <w:tcBorders>
-              <w:top w:val="single" w:sz="4" w:space="0" w:color="BFBFBF"/>
-              <w:left w:val="single" w:sz="4" w:space="0" w:color="BFBFBF"/>
-              <w:bottom w:val="single" w:sz="4" w:space="0" w:color="BFBFBF"/>
-              <w:right w:val="single" w:sz="4" w:space="0" w:color="BFBFBF"/>
-            </w:tcBorders>
-            <w:shd w:val="clear" w:color="auto" w:fill="92D050"/>
-            <w:vAlign w:val="center"/>
-          </w:tcPr>
-          <w:p>
-            <w:pPr>
-              <w:pStyle w:val="TableParagraph"/>
-              <w:spacing w:before="80" w:after="80" w:line="276" w:lineRule="auto"/>
-              <w:ind w:left="136" w:right="139"/>
-              <w:rPr>
-                <w:rFonts w:cstheme="minorHAnsi"/>
-                <w:bCs/>
-              </w:rPr>
-            </w:pPr>
-            <w:r>
-              <w:rPr>
-                <w:rFonts w:cstheme="minorHAnsi"/>
-                <w:bCs/>
-              </w:rPr>
-              <w:t>Not Vulnerable</w:t>
-            </w:r>
-          </w:p>
-        </w:tc>
-      </w:tr>
-      <w:tr>
-        <w:trPr>
-          <w:trHeight w:val="20"/>
-        </w:trPr>
-        <w:tc>
-          <w:tcPr>
-            <w:tcW w:w="337" w:type="pct"/>
-            <w:tcBorders>
-              <w:top w:val="single" w:sz="4" w:space="0" w:color="BFBFBF"/>
-              <w:left w:val="single" w:sz="4" w:space="0" w:color="BFBFBF"/>
-              <w:bottom w:val="single" w:sz="4" w:space="0" w:color="BFBFBF"/>
-              <w:right w:val="single" w:sz="4" w:space="0" w:color="BFBFBF"/>
-            </w:tcBorders>
-            <w:vAlign w:val="center"/>
-          </w:tcPr>
-          <w:p>
-            <w:pPr>
-              <w:pStyle w:val="TableParagraph"/>
-              <w:numPr>
-                <w:ilvl w:val="0"/>
-                <w:numId w:val="7"/>
-              </w:numPr>
-              <w:spacing w:before="80" w:after="80" w:line="276" w:lineRule="auto"/>
-              <w:rPr>
-                <w:rFonts w:cstheme="minorHAnsi"/>
-                <w:bCs/>
-              </w:rPr>
-            </w:pPr>
-          </w:p>
-        </w:tc>
-        <w:tc>
-          <w:tcPr>
-            <w:tcW w:w="2541" w:type="pct"/>
-            <w:tcBorders>
-              <w:top w:val="single" w:sz="4" w:space="0" w:color="BFBFBF"/>
-              <w:left w:val="single" w:sz="4" w:space="0" w:color="BFBFBF"/>
-              <w:bottom w:val="single" w:sz="4" w:space="0" w:color="BFBFBF"/>
-              <w:right w:val="single" w:sz="4" w:space="0" w:color="BFBFBF"/>
-            </w:tcBorders>
-            <w:vAlign w:val="center"/>
-          </w:tcPr>
-          <w:p>
-            <w:pPr>
-              <w:pStyle w:val="TableParagraph"/>
-              <w:spacing w:before="80" w:after="80" w:line="276" w:lineRule="auto"/>
-              <w:rPr>
-                <w:rFonts w:cstheme="minorHAnsi"/>
-                <w:bCs/>
-              </w:rPr>
-            </w:pPr>
-            <w:r>
-              <w:rPr>
-                <w:rFonts w:cstheme="minorHAnsi"/>
-                <w:bCs/>
-              </w:rPr>
-              <w:t>Sensitive Data Enumeration</w:t>
-            </w:r>
-          </w:p>
-        </w:tc>
-        <w:tc>
-          <w:tcPr>
-            <w:tcW w:w="910" w:type="pct"/>
-            <w:tcBorders>
-              <w:top w:val="single" w:sz="4" w:space="0" w:color="BFBFBF"/>
-              <w:left w:val="single" w:sz="4" w:space="0" w:color="BFBFBF"/>
-              <w:bottom w:val="single" w:sz="4" w:space="0" w:color="BFBFBF"/>
-              <w:right w:val="single" w:sz="4" w:space="0" w:color="BFBFBF"/>
-            </w:tcBorders>
-            <w:vAlign w:val="center"/>
-          </w:tcPr>
-          <w:p>
-            <w:pPr>
-              <w:pStyle w:val="TableParagraph"/>
-              <w:spacing w:before="80" w:after="80" w:line="276" w:lineRule="auto"/>
-              <w:rPr>
-                <w:rFonts w:cstheme="minorHAnsi"/>
-                <w:bCs/>
-              </w:rPr>
-            </w:pPr>
-            <w:r>
-              <w:rPr>
-                <w:rFonts w:cstheme="minorHAnsi"/>
-                <w:bCs/>
-              </w:rPr>
-              <w:t>Done</w:t>
-            </w:r>
-          </w:p>
-        </w:tc>
-        <w:tc>
-          <w:tcPr>
-            <w:tcW w:w="1212" w:type="pct"/>
-            <w:tcBorders>
-              <w:top w:val="single" w:sz="4" w:space="0" w:color="BFBFBF"/>
-              <w:left w:val="single" w:sz="4" w:space="0" w:color="BFBFBF"/>
-              <w:bottom w:val="single" w:sz="4" w:space="0" w:color="BFBFBF"/>
-              <w:right w:val="single" w:sz="4" w:space="0" w:color="BFBFBF"/>
-            </w:tcBorders>
-            <w:shd w:val="clear" w:color="auto" w:fill="92D050"/>
-            <w:vAlign w:val="center"/>
-          </w:tcPr>
-          <w:p>
-            <w:pPr>
-              <w:pStyle w:val="TableParagraph"/>
-              <w:spacing w:before="80" w:after="80" w:line="276" w:lineRule="auto"/>
-              <w:ind w:left="136" w:right="139"/>
-              <w:rPr>
-                <w:rFonts w:cstheme="minorHAnsi"/>
-                <w:bCs/>
-              </w:rPr>
-            </w:pPr>
-            <w:r>
-              <w:rPr>
-                <w:rFonts w:cstheme="minorHAnsi"/>
-                <w:bCs/>
-              </w:rPr>
-              <w:t>Not Vulnerable</w:t>
-            </w:r>
-          </w:p>
-        </w:tc>
-      </w:tr>
-      <w:tr>
-        <w:trPr>
-          <w:trHeight w:val="20"/>
-        </w:trPr>
-        <w:tc>
-          <w:tcPr>
-            <w:tcW w:w="337" w:type="pct"/>
-            <w:tcBorders>
-              <w:top w:val="single" w:sz="4" w:space="0" w:color="BFBFBF"/>
-              <w:left w:val="single" w:sz="4" w:space="0" w:color="BFBFBF"/>
-              <w:bottom w:val="single" w:sz="4" w:space="0" w:color="BFBFBF"/>
-              <w:right w:val="single" w:sz="4" w:space="0" w:color="BFBFBF"/>
-            </w:tcBorders>
-            <w:vAlign w:val="center"/>
-          </w:tcPr>
-          <w:p>
-            <w:pPr>
-              <w:pStyle w:val="TableParagraph"/>
-              <w:numPr>
-                <w:ilvl w:val="0"/>
-                <w:numId w:val="7"/>
-              </w:numPr>
-              <w:spacing w:before="80" w:after="80" w:line="276" w:lineRule="auto"/>
-              <w:rPr>
-                <w:rFonts w:cstheme="minorHAnsi"/>
-                <w:bCs/>
-              </w:rPr>
-            </w:pPr>
-          </w:p>
-        </w:tc>
-        <w:tc>
-          <w:tcPr>
-            <w:tcW w:w="2541" w:type="pct"/>
-            <w:tcBorders>
-              <w:top w:val="single" w:sz="4" w:space="0" w:color="BFBFBF"/>
-              <w:left w:val="single" w:sz="4" w:space="0" w:color="BFBFBF"/>
-              <w:bottom w:val="single" w:sz="4" w:space="0" w:color="BFBFBF"/>
-              <w:right w:val="single" w:sz="4" w:space="0" w:color="BFBFBF"/>
-            </w:tcBorders>
-            <w:vAlign w:val="center"/>
-          </w:tcPr>
-          <w:p>
-            <w:pPr>
-              <w:pStyle w:val="TableParagraph"/>
-              <w:spacing w:before="80" w:after="80" w:line="276" w:lineRule="auto"/>
-              <w:rPr>
-                <w:rFonts w:cstheme="minorHAnsi"/>
-                <w:bCs/>
-              </w:rPr>
-            </w:pPr>
-            <w:r>
-              <w:rPr>
-                <w:rFonts w:cstheme="minorHAnsi"/>
-                <w:bCs/>
-              </w:rPr>
-              <w:t>Injections</w:t>
-            </w:r>
-          </w:p>
-        </w:tc>
-        <w:tc>
-          <w:tcPr>
-            <w:tcW w:w="910" w:type="pct"/>
-            <w:tcBorders>
-              <w:top w:val="single" w:sz="4" w:space="0" w:color="BFBFBF"/>
-              <w:left w:val="single" w:sz="4" w:space="0" w:color="BFBFBF"/>
-              <w:bottom w:val="single" w:sz="4" w:space="0" w:color="BFBFBF"/>
-              <w:right w:val="single" w:sz="4" w:space="0" w:color="BFBFBF"/>
-            </w:tcBorders>
-            <w:vAlign w:val="center"/>
-          </w:tcPr>
-          <w:p>
-            <w:pPr>
-              <w:pStyle w:val="TableParagraph"/>
-              <w:spacing w:before="80" w:after="80" w:line="276" w:lineRule="auto"/>
-              <w:rPr>
-                <w:rFonts w:cstheme="minorHAnsi"/>
-                <w:bCs/>
-              </w:rPr>
-            </w:pPr>
-            <w:r>
-              <w:rPr>
-                <w:rFonts w:cstheme="minorHAnsi"/>
-                <w:bCs/>
-              </w:rPr>
-              <w:t>Done</w:t>
-            </w:r>
-          </w:p>
-        </w:tc>
-        <w:tc>
-          <w:tcPr>
-            <w:tcW w:w="1212" w:type="pct"/>
-            <w:tcBorders>
-              <w:top w:val="single" w:sz="4" w:space="0" w:color="BFBFBF"/>
-              <w:left w:val="single" w:sz="4" w:space="0" w:color="BFBFBF"/>
-              <w:bottom w:val="single" w:sz="4" w:space="0" w:color="BFBFBF"/>
-              <w:right w:val="single" w:sz="4" w:space="0" w:color="BFBFBF"/>
-            </w:tcBorders>
-            <w:shd w:val="clear" w:color="auto" w:fill="92D050"/>
-            <w:vAlign w:val="center"/>
-          </w:tcPr>
-          <w:p>
-            <w:pPr>
-              <w:pStyle w:val="TableParagraph"/>
-              <w:spacing w:before="80" w:after="80" w:line="276" w:lineRule="auto"/>
-              <w:ind w:left="136" w:right="139"/>
-              <w:rPr>
-                <w:rFonts w:cstheme="minorHAnsi"/>
-                <w:bCs/>
-              </w:rPr>
-            </w:pPr>
-            <w:r>
-              <w:rPr>
-                <w:rFonts w:cstheme="minorHAnsi"/>
-                <w:bCs/>
-              </w:rPr>
-              <w:t>Not Vulnerable</w:t>
-            </w:r>
-          </w:p>
-        </w:tc>
-      </w:tr>
-      <w:tr>
-        <w:trPr>
-          <w:trHeight w:val="20"/>
-        </w:trPr>
-        <w:tc>
-          <w:tcPr>
-            <w:tcW w:w="337" w:type="pct"/>
-            <w:tcBorders>
-              <w:top w:val="single" w:sz="4" w:space="0" w:color="BFBFBF"/>
-              <w:left w:val="single" w:sz="4" w:space="0" w:color="BFBFBF"/>
-              <w:bottom w:val="single" w:sz="4" w:space="0" w:color="BFBFBF"/>
-              <w:right w:val="single" w:sz="4" w:space="0" w:color="BFBFBF"/>
-            </w:tcBorders>
-            <w:vAlign w:val="center"/>
-          </w:tcPr>
-          <w:p>
-            <w:pPr>
-              <w:pStyle w:val="TableParagraph"/>
-              <w:numPr>
-                <w:ilvl w:val="0"/>
-                <w:numId w:val="7"/>
-              </w:numPr>
-              <w:spacing w:before="80" w:after="80" w:line="276" w:lineRule="auto"/>
-              <w:rPr>
-                <w:rFonts w:cstheme="minorHAnsi"/>
-                <w:bCs/>
-              </w:rPr>
-            </w:pPr>
-          </w:p>
-        </w:tc>
-        <w:tc>
-          <w:tcPr>
-            <w:tcW w:w="2541" w:type="pct"/>
-            <w:tcBorders>
-              <w:top w:val="single" w:sz="4" w:space="0" w:color="BFBFBF"/>
-              <w:left w:val="single" w:sz="4" w:space="0" w:color="BFBFBF"/>
-              <w:bottom w:val="single" w:sz="4" w:space="0" w:color="BFBFBF"/>
-              <w:right w:val="single" w:sz="4" w:space="0" w:color="BFBFBF"/>
-            </w:tcBorders>
-            <w:vAlign w:val="center"/>
-          </w:tcPr>
-          <w:p>
-            <w:pPr>
-              <w:pStyle w:val="TableParagraph"/>
-              <w:spacing w:before="80" w:after="80" w:line="276" w:lineRule="auto"/>
-              <w:rPr>
-                <w:rFonts w:cstheme="minorHAnsi"/>
-                <w:bCs/>
-              </w:rPr>
-            </w:pPr>
-            <w:r>
-              <w:rPr>
-                <w:rFonts w:cstheme="minorHAnsi"/>
-                <w:bCs/>
-              </w:rPr>
-              <w:t>Weak configuration or Misconfiguration</w:t>
-            </w:r>
-          </w:p>
-        </w:tc>
-        <w:tc>
-          <w:tcPr>
-            <w:tcW w:w="910" w:type="pct"/>
-            <w:tcBorders>
-              <w:top w:val="single" w:sz="4" w:space="0" w:color="BFBFBF"/>
-              <w:left w:val="single" w:sz="4" w:space="0" w:color="BFBFBF"/>
-              <w:bottom w:val="single" w:sz="4" w:space="0" w:color="BFBFBF"/>
-              <w:right w:val="single" w:sz="4" w:space="0" w:color="BFBFBF"/>
-            </w:tcBorders>
-            <w:vAlign w:val="center"/>
-          </w:tcPr>
-          <w:p>
-            <w:pPr>
-              <w:pStyle w:val="TableParagraph"/>
-              <w:spacing w:before="80" w:after="80" w:line="276" w:lineRule="auto"/>
-              <w:rPr>
-                <w:rFonts w:cstheme="minorHAnsi"/>
-                <w:bCs/>
-              </w:rPr>
-            </w:pPr>
-            <w:r>
-              <w:rPr>
-                <w:rFonts w:cstheme="minorHAnsi"/>
-                <w:bCs/>
-              </w:rPr>
-              <w:t>Done</w:t>
-            </w:r>
-          </w:p>
-        </w:tc>
-        <w:tc>
-          <w:tcPr>
-            <w:tcW w:w="1212" w:type="pct"/>
-            <w:tcBorders>
-              <w:top w:val="single" w:sz="4" w:space="0" w:color="BFBFBF"/>
-              <w:left w:val="single" w:sz="4" w:space="0" w:color="BFBFBF"/>
-              <w:bottom w:val="single" w:sz="4" w:space="0" w:color="BFBFBF"/>
-              <w:right w:val="single" w:sz="4" w:space="0" w:color="BFBFBF"/>
-            </w:tcBorders>
-            <w:shd w:val="clear" w:color="auto" w:fill="92D050"/>
-            <w:vAlign w:val="center"/>
-          </w:tcPr>
-          <w:p>
-            <w:pPr>
-              <w:pStyle w:val="TableParagraph"/>
-              <w:spacing w:before="80" w:after="80" w:line="276" w:lineRule="auto"/>
-              <w:ind w:left="136" w:right="139"/>
-              <w:rPr>
-                <w:rFonts w:cstheme="minorHAnsi"/>
-                <w:bCs/>
-              </w:rPr>
-            </w:pPr>
-            <w:r>
-              <w:rPr>
-                <w:rFonts w:cstheme="minorHAnsi"/>
-                <w:bCs/>
-              </w:rPr>
-              <w:t>Not Vulnerable</w:t>
-            </w:r>
-          </w:p>
-        </w:tc>
-      </w:tr>
-      <w:tr>
-        <w:trPr>
-          <w:trHeight w:val="20"/>
-        </w:trPr>
-        <w:tc>
-          <w:tcPr>
-            <w:tcW w:w="337" w:type="pct"/>
-            <w:tcBorders>
-              <w:top w:val="single" w:sz="4" w:space="0" w:color="BFBFBF"/>
-              <w:left w:val="single" w:sz="4" w:space="0" w:color="BFBFBF"/>
-              <w:bottom w:val="single" w:sz="4" w:space="0" w:color="BFBFBF"/>
-              <w:right w:val="single" w:sz="4" w:space="0" w:color="BFBFBF"/>
-            </w:tcBorders>
-            <w:vAlign w:val="center"/>
-          </w:tcPr>
-          <w:p>
-            <w:pPr>
-              <w:pStyle w:val="TableParagraph"/>
-              <w:numPr>
-                <w:ilvl w:val="0"/>
-                <w:numId w:val="7"/>
-              </w:numPr>
-              <w:spacing w:before="80" w:after="80" w:line="276" w:lineRule="auto"/>
-              <w:rPr>
-                <w:rFonts w:cstheme="minorHAnsi"/>
-                <w:bCs/>
-              </w:rPr>
-            </w:pPr>
-          </w:p>
-        </w:tc>
-        <w:tc>
-          <w:tcPr>
-            <w:tcW w:w="2541" w:type="pct"/>
-            <w:tcBorders>
-              <w:top w:val="single" w:sz="4" w:space="0" w:color="BFBFBF"/>
-              <w:left w:val="single" w:sz="4" w:space="0" w:color="BFBFBF"/>
-              <w:bottom w:val="single" w:sz="4" w:space="0" w:color="BFBFBF"/>
-              <w:right w:val="single" w:sz="4" w:space="0" w:color="BFBFBF"/>
-            </w:tcBorders>
-            <w:vAlign w:val="center"/>
-          </w:tcPr>
-          <w:p>
-            <w:pPr>
-              <w:pStyle w:val="TableParagraph"/>
-              <w:spacing w:before="80" w:after="80" w:line="276" w:lineRule="auto"/>
-              <w:rPr>
-                <w:rFonts w:cstheme="minorHAnsi"/>
-                <w:bCs/>
-              </w:rPr>
-            </w:pPr>
-            <w:r>
-              <w:rPr>
-                <w:rFonts w:cstheme="minorHAnsi"/>
-                <w:bCs/>
-              </w:rPr>
-              <w:t>Sensitive Data Exposure</w:t>
-            </w:r>
-          </w:p>
-        </w:tc>
-        <w:tc>
-          <w:tcPr>
-            <w:tcW w:w="910" w:type="pct"/>
-            <w:tcBorders>
-              <w:top w:val="single" w:sz="4" w:space="0" w:color="BFBFBF"/>
-              <w:left w:val="single" w:sz="4" w:space="0" w:color="BFBFBF"/>
-              <w:bottom w:val="single" w:sz="4" w:space="0" w:color="BFBFBF"/>
-              <w:right w:val="single" w:sz="4" w:space="0" w:color="BFBFBF"/>
-            </w:tcBorders>
-            <w:vAlign w:val="center"/>
-          </w:tcPr>
-          <w:p>
-            <w:pPr>
-              <w:pStyle w:val="TableParagraph"/>
-              <w:spacing w:before="80" w:after="80" w:line="276" w:lineRule="auto"/>
-              <w:rPr>
-                <w:rFonts w:cstheme="minorHAnsi"/>
-                <w:bCs/>
-              </w:rPr>
-            </w:pPr>
-            <w:r>
-              <w:rPr>
-                <w:rFonts w:cstheme="minorHAnsi"/>
-                <w:bCs/>
-              </w:rPr>
-              <w:t>Done</w:t>
-            </w:r>
-          </w:p>
-        </w:tc>
-        <w:tc>
-          <w:tcPr>
-            <w:tcW w:w="1212" w:type="pct"/>
-            <w:tcBorders>
-              <w:top w:val="single" w:sz="4" w:space="0" w:color="BFBFBF"/>
-              <w:left w:val="single" w:sz="4" w:space="0" w:color="BFBFBF"/>
-              <w:bottom w:val="single" w:sz="4" w:space="0" w:color="BFBFBF"/>
-              <w:right w:val="single" w:sz="4" w:space="0" w:color="BFBFBF"/>
-            </w:tcBorders>
-            <w:shd w:val="clear" w:color="auto" w:fill="C00000"/>
-            <w:vAlign w:val="center"/>
-          </w:tcPr>
-          <w:p>
-            <w:pPr>
-              <w:pStyle w:val="TableParagraph"/>
-              <w:spacing w:before="80" w:after="80" w:line="276" w:lineRule="auto"/>
-              <w:ind w:left="136" w:right="139"/>
-              <w:rPr>
-                <w:rFonts w:cstheme="minorHAnsi"/>
-                <w:bCs/>
-              </w:rPr>
-            </w:pPr>
-            <w:r>
-              <w:rPr>
-                <w:rFonts w:cstheme="minorHAnsi"/>
-                <w:bCs/>
-              </w:rPr>
-              <w:t>Vulnerable</w:t>
-            </w:r>
-          </w:p>
-        </w:tc>
-      </w:tr>
-      <w:tr>
-        <w:trPr>
-          <w:trHeight w:val="20"/>
-        </w:trPr>
-        <w:tc>
-          <w:tcPr>
-            <w:tcW w:w="337" w:type="pct"/>
-            <w:tcBorders>
-              <w:top w:val="single" w:sz="4" w:space="0" w:color="BFBFBF"/>
-              <w:left w:val="single" w:sz="4" w:space="0" w:color="BFBFBF"/>
-              <w:bottom w:val="single" w:sz="4" w:space="0" w:color="BFBFBF"/>
-              <w:right w:val="single" w:sz="4" w:space="0" w:color="BFBFBF"/>
-            </w:tcBorders>
-            <w:vAlign w:val="center"/>
-          </w:tcPr>
-          <w:p>
-            <w:pPr>
-              <w:pStyle w:val="TableParagraph"/>
-              <w:numPr>
-                <w:ilvl w:val="0"/>
-                <w:numId w:val="7"/>
-              </w:numPr>
-              <w:spacing w:before="80" w:after="80" w:line="276" w:lineRule="auto"/>
-              <w:rPr>
-                <w:rFonts w:cstheme="minorHAnsi"/>
-                <w:bCs/>
-              </w:rPr>
-            </w:pPr>
-          </w:p>
-        </w:tc>
-        <w:tc>
-          <w:tcPr>
-            <w:tcW w:w="2541" w:type="pct"/>
-            <w:tcBorders>
-              <w:top w:val="single" w:sz="4" w:space="0" w:color="BFBFBF"/>
-              <w:left w:val="single" w:sz="4" w:space="0" w:color="BFBFBF"/>
-              <w:bottom w:val="single" w:sz="4" w:space="0" w:color="BFBFBF"/>
-              <w:right w:val="single" w:sz="4" w:space="0" w:color="BFBFBF"/>
-            </w:tcBorders>
-            <w:vAlign w:val="center"/>
-          </w:tcPr>
-          <w:p>
-            <w:pPr>
-              <w:pStyle w:val="TableParagraph"/>
-              <w:spacing w:before="80" w:after="80" w:line="276" w:lineRule="auto"/>
-              <w:rPr>
-                <w:rFonts w:cstheme="minorHAnsi"/>
-                <w:bCs/>
-              </w:rPr>
-            </w:pPr>
-            <w:r>
-              <w:rPr>
-                <w:rFonts w:cstheme="minorHAnsi"/>
-                <w:bCs/>
-              </w:rPr>
-              <w:t>Privilege Escalation</w:t>
-            </w:r>
-          </w:p>
-        </w:tc>
-        <w:tc>
-          <w:tcPr>
-            <w:tcW w:w="910" w:type="pct"/>
-            <w:tcBorders>
-              <w:top w:val="single" w:sz="4" w:space="0" w:color="BFBFBF"/>
-              <w:left w:val="single" w:sz="4" w:space="0" w:color="BFBFBF"/>
-              <w:bottom w:val="single" w:sz="4" w:space="0" w:color="BFBFBF"/>
-              <w:right w:val="single" w:sz="4" w:space="0" w:color="BFBFBF"/>
-            </w:tcBorders>
-            <w:vAlign w:val="center"/>
-          </w:tcPr>
-          <w:p>
-            <w:pPr>
-              <w:pStyle w:val="TableParagraph"/>
-              <w:spacing w:before="80" w:after="80" w:line="276" w:lineRule="auto"/>
-              <w:rPr>
-                <w:rFonts w:cstheme="minorHAnsi"/>
-                <w:bCs/>
-              </w:rPr>
-            </w:pPr>
-            <w:r>
-              <w:rPr>
-                <w:rFonts w:cstheme="minorHAnsi"/>
-                <w:bCs/>
-              </w:rPr>
-              <w:t>Done</w:t>
-            </w:r>
-          </w:p>
-        </w:tc>
-        <w:tc>
-          <w:tcPr>
-            <w:tcW w:w="1212" w:type="pct"/>
-            <w:tcBorders>
-              <w:top w:val="single" w:sz="4" w:space="0" w:color="BFBFBF"/>
-              <w:left w:val="single" w:sz="4" w:space="0" w:color="BFBFBF"/>
-              <w:bottom w:val="single" w:sz="4" w:space="0" w:color="BFBFBF"/>
-              <w:right w:val="single" w:sz="4" w:space="0" w:color="BFBFBF"/>
-            </w:tcBorders>
-            <w:shd w:val="clear" w:color="auto" w:fill="92D050"/>
-            <w:vAlign w:val="center"/>
-          </w:tcPr>
-          <w:p>
-            <w:pPr>
-              <w:pStyle w:val="TableParagraph"/>
-              <w:spacing w:before="80" w:after="80" w:line="276" w:lineRule="auto"/>
-              <w:ind w:left="136" w:right="139"/>
-              <w:rPr>
-                <w:rFonts w:cstheme="minorHAnsi"/>
-                <w:bCs/>
-              </w:rPr>
-            </w:pPr>
-            <w:r>
-              <w:rPr>
-                <w:rFonts w:cstheme="minorHAnsi"/>
-                <w:bCs/>
-              </w:rPr>
-              <w:t>Not Vulnerable</w:t>
-            </w:r>
-          </w:p>
-        </w:tc>
-      </w:tr>
-      <w:tr>
-        <w:trPr>
-          <w:trHeight w:val="20"/>
-        </w:trPr>
-        <w:tc>
-          <w:tcPr>
-            <w:tcW w:w="337" w:type="pct"/>
-            <w:tcBorders>
-              <w:top w:val="single" w:sz="4" w:space="0" w:color="BFBFBF"/>
-              <w:left w:val="single" w:sz="4" w:space="0" w:color="BFBFBF"/>
-              <w:bottom w:val="single" w:sz="4" w:space="0" w:color="BFBFBF"/>
-              <w:right w:val="single" w:sz="4" w:space="0" w:color="BFBFBF"/>
-            </w:tcBorders>
-            <w:vAlign w:val="center"/>
-          </w:tcPr>
-          <w:p>
-            <w:pPr>
-              <w:pStyle w:val="TableParagraph"/>
-              <w:numPr>
-                <w:ilvl w:val="0"/>
-                <w:numId w:val="7"/>
-              </w:numPr>
-              <w:spacing w:before="80" w:after="80" w:line="276" w:lineRule="auto"/>
-              <w:rPr>
-                <w:rFonts w:cstheme="minorHAnsi"/>
-                <w:bCs/>
-              </w:rPr>
-            </w:pPr>
-          </w:p>
-        </w:tc>
-        <w:tc>
-          <w:tcPr>
-            <w:tcW w:w="2541" w:type="pct"/>
-            <w:tcBorders>
-              <w:top w:val="single" w:sz="4" w:space="0" w:color="BFBFBF"/>
-              <w:left w:val="single" w:sz="4" w:space="0" w:color="BFBFBF"/>
-              <w:bottom w:val="single" w:sz="4" w:space="0" w:color="BFBFBF"/>
-              <w:right w:val="single" w:sz="4" w:space="0" w:color="BFBFBF"/>
-            </w:tcBorders>
-            <w:vAlign w:val="center"/>
-          </w:tcPr>
-          <w:p>
-            <w:pPr>
-              <w:pStyle w:val="TableParagraph"/>
-              <w:spacing w:before="80" w:after="80" w:line="276" w:lineRule="auto"/>
-              <w:rPr>
-                <w:rFonts w:cstheme="minorHAnsi"/>
-                <w:bCs/>
-              </w:rPr>
-            </w:pPr>
-            <w:r>
-              <w:rPr>
-                <w:rFonts w:cstheme="minorHAnsi"/>
-                <w:bCs/>
-              </w:rPr>
-              <w:t>Lateral Movement</w:t>
-            </w:r>
-          </w:p>
-        </w:tc>
-        <w:tc>
-          <w:tcPr>
-            <w:tcW w:w="910" w:type="pct"/>
-            <w:tcBorders>
-              <w:top w:val="single" w:sz="4" w:space="0" w:color="BFBFBF"/>
-              <w:left w:val="single" w:sz="4" w:space="0" w:color="BFBFBF"/>
-              <w:bottom w:val="single" w:sz="4" w:space="0" w:color="BFBFBF"/>
-              <w:right w:val="single" w:sz="4" w:space="0" w:color="BFBFBF"/>
-            </w:tcBorders>
-            <w:vAlign w:val="center"/>
-          </w:tcPr>
-          <w:p>
-            <w:pPr>
-              <w:pStyle w:val="TableParagraph"/>
-              <w:spacing w:before="80" w:after="80" w:line="276" w:lineRule="auto"/>
-              <w:rPr>
-                <w:rFonts w:cstheme="minorHAnsi"/>
-                <w:bCs/>
-              </w:rPr>
-            </w:pPr>
-            <w:r>
-              <w:rPr>
-                <w:rFonts w:cstheme="minorHAnsi"/>
-                <w:bCs/>
-              </w:rPr>
-              <w:t>Done</w:t>
-            </w:r>
-          </w:p>
-        </w:tc>
-        <w:tc>
-          <w:tcPr>
-            <w:tcW w:w="1212" w:type="pct"/>
-            <w:tcBorders>
-              <w:top w:val="single" w:sz="4" w:space="0" w:color="BFBFBF"/>
-              <w:left w:val="single" w:sz="4" w:space="0" w:color="BFBFBF"/>
-              <w:bottom w:val="single" w:sz="4" w:space="0" w:color="BFBFBF"/>
-              <w:right w:val="single" w:sz="4" w:space="0" w:color="BFBFBF"/>
-            </w:tcBorders>
-            <w:shd w:val="clear" w:color="auto" w:fill="C00000"/>
-            <w:vAlign w:val="center"/>
-          </w:tcPr>
-          <w:p>
-            <w:pPr>
-              <w:pStyle w:val="TableParagraph"/>
-              <w:spacing w:before="80" w:after="80" w:line="276" w:lineRule="auto"/>
-              <w:ind w:left="136" w:right="139"/>
-              <w:rPr>
-                <w:rFonts w:cstheme="minorHAnsi"/>
-                <w:bCs/>
-              </w:rPr>
-            </w:pPr>
-            <w:r>
-              <w:rPr>
-                <w:rFonts w:cstheme="minorHAnsi"/>
-                <w:bCs/>
-              </w:rPr>
-              <w:t>Vulnerable</w:t>
-            </w:r>
-          </w:p>
-        </w:tc>
-      </w:tr>
-      <w:tr>
-        <w:trPr>
-          <w:trHeight w:val="20"/>
-        </w:trPr>
-        <w:tc>
-          <w:tcPr>
-            <w:tcW w:w="337" w:type="pct"/>
-            <w:tcBorders>
-              <w:top w:val="single" w:sz="4" w:space="0" w:color="BFBFBF"/>
-              <w:left w:val="single" w:sz="4" w:space="0" w:color="BFBFBF"/>
-              <w:bottom w:val="single" w:sz="4" w:space="0" w:color="BFBFBF"/>
-              <w:right w:val="single" w:sz="4" w:space="0" w:color="BFBFBF"/>
-            </w:tcBorders>
-            <w:vAlign w:val="center"/>
-          </w:tcPr>
-          <w:p>
-            <w:pPr>
-              <w:pStyle w:val="TableParagraph"/>
-              <w:numPr>
-                <w:ilvl w:val="0"/>
-                <w:numId w:val="7"/>
-              </w:numPr>
-              <w:spacing w:before="80" w:after="80" w:line="276" w:lineRule="auto"/>
-              <w:rPr>
-                <w:rFonts w:cstheme="minorHAnsi"/>
-                <w:bCs/>
-              </w:rPr>
-            </w:pPr>
-          </w:p>
-        </w:tc>
-        <w:tc>
-          <w:tcPr>
-            <w:tcW w:w="2541" w:type="pct"/>
-            <w:tcBorders>
-              <w:top w:val="single" w:sz="4" w:space="0" w:color="BFBFBF"/>
-              <w:left w:val="single" w:sz="4" w:space="0" w:color="BFBFBF"/>
-              <w:bottom w:val="single" w:sz="4" w:space="0" w:color="BFBFBF"/>
-              <w:right w:val="single" w:sz="4" w:space="0" w:color="BFBFBF"/>
-            </w:tcBorders>
-            <w:vAlign w:val="center"/>
-          </w:tcPr>
-          <w:p>
-            <w:pPr>
-              <w:spacing w:before="80" w:after="80" w:line="276" w:lineRule="auto"/>
-              <w:jc w:val="center"/>
-              <w:rPr>
-                <w:rFonts w:cstheme="minorHAnsi"/>
-                <w:bCs/>
-                <w:szCs w:val="22"/>
-              </w:rPr>
-            </w:pPr>
-            <w:r>
-              <w:rPr>
-                <w:rFonts w:cstheme="minorHAnsi"/>
-                <w:bCs/>
-              </w:rPr>
-              <w:t>Remote Code Execution</w:t>
-            </w:r>
-          </w:p>
-        </w:tc>
-        <w:tc>
-          <w:tcPr>
-            <w:tcW w:w="910" w:type="pct"/>
-            <w:tcBorders>
-              <w:top w:val="single" w:sz="4" w:space="0" w:color="BFBFBF"/>
-              <w:left w:val="single" w:sz="4" w:space="0" w:color="BFBFBF"/>
-              <w:bottom w:val="single" w:sz="4" w:space="0" w:color="BFBFBF"/>
-              <w:right w:val="single" w:sz="4" w:space="0" w:color="BFBFBF"/>
-            </w:tcBorders>
-            <w:vAlign w:val="center"/>
-          </w:tcPr>
-          <w:p>
-            <w:pPr>
-              <w:pStyle w:val="TableParagraph"/>
-              <w:spacing w:before="80" w:after="80" w:line="276" w:lineRule="auto"/>
-              <w:rPr>
-                <w:rFonts w:cstheme="minorHAnsi"/>
-                <w:bCs/>
-              </w:rPr>
-            </w:pPr>
-            <w:r>
-              <w:rPr>
-                <w:rFonts w:cstheme="minorHAnsi"/>
-                <w:bCs/>
-              </w:rPr>
-              <w:t>Done</w:t>
-            </w:r>
-          </w:p>
-        </w:tc>
-        <w:tc>
-          <w:tcPr>
-            <w:tcW w:w="1212" w:type="pct"/>
-            <w:tcBorders>
-              <w:top w:val="single" w:sz="4" w:space="0" w:color="BFBFBF"/>
-              <w:left w:val="single" w:sz="4" w:space="0" w:color="BFBFBF"/>
-              <w:bottom w:val="single" w:sz="4" w:space="0" w:color="BFBFBF"/>
-              <w:right w:val="single" w:sz="4" w:space="0" w:color="BFBFBF"/>
-            </w:tcBorders>
-            <w:shd w:val="clear" w:color="auto" w:fill="92D050"/>
-            <w:vAlign w:val="center"/>
-          </w:tcPr>
-          <w:p>
-            <w:pPr>
-              <w:pStyle w:val="TableParagraph"/>
-              <w:spacing w:before="80" w:after="80" w:line="276" w:lineRule="auto"/>
-              <w:ind w:left="136" w:right="139"/>
-              <w:rPr>
-                <w:rFonts w:cstheme="minorHAnsi"/>
-                <w:bCs/>
-              </w:rPr>
-            </w:pPr>
-            <w:r>
-              <w:rPr>
-                <w:rFonts w:cstheme="minorHAnsi"/>
-                <w:bCs/>
-              </w:rPr>
-              <w:t>Not Vulnerable</w:t>
-            </w:r>
-          </w:p>
-        </w:tc>
-      </w:tr>
-      <w:tr>
-        <w:trPr>
-          <w:trHeight w:val="20"/>
-        </w:trPr>
-        <w:tc>
-          <w:tcPr>
-            <w:tcW w:w="337" w:type="pct"/>
-            <w:tcBorders>
-              <w:top w:val="single" w:sz="4" w:space="0" w:color="BFBFBF"/>
-              <w:left w:val="single" w:sz="4" w:space="0" w:color="BFBFBF"/>
-              <w:bottom w:val="single" w:sz="4" w:space="0" w:color="BFBFBF"/>
-              <w:right w:val="single" w:sz="4" w:space="0" w:color="BFBFBF"/>
-            </w:tcBorders>
-            <w:vAlign w:val="center"/>
-          </w:tcPr>
-          <w:p>
-            <w:pPr>
-              <w:pStyle w:val="TableParagraph"/>
-              <w:numPr>
-                <w:ilvl w:val="0"/>
-                <w:numId w:val="7"/>
-              </w:numPr>
-              <w:spacing w:before="80" w:after="80" w:line="276" w:lineRule="auto"/>
-              <w:rPr>
-                <w:rFonts w:cstheme="minorHAnsi"/>
-                <w:bCs/>
-              </w:rPr>
-            </w:pPr>
-          </w:p>
-        </w:tc>
-        <w:tc>
-          <w:tcPr>
-            <w:tcW w:w="2541" w:type="pct"/>
-            <w:tcBorders>
-              <w:top w:val="single" w:sz="4" w:space="0" w:color="BFBFBF"/>
-              <w:left w:val="single" w:sz="4" w:space="0" w:color="BFBFBF"/>
-              <w:bottom w:val="single" w:sz="4" w:space="0" w:color="BFBFBF"/>
-              <w:right w:val="single" w:sz="4" w:space="0" w:color="BFBFBF"/>
-            </w:tcBorders>
-            <w:vAlign w:val="center"/>
-          </w:tcPr>
-          <w:p>
-            <w:pPr>
-              <w:pStyle w:val="TableParagraph"/>
-              <w:spacing w:before="80" w:after="80" w:line="276" w:lineRule="auto"/>
-              <w:rPr>
-                <w:rFonts w:cstheme="minorHAnsi"/>
-                <w:bCs/>
-              </w:rPr>
-            </w:pPr>
-            <w:r>
-              <w:rPr>
-                <w:rFonts w:cstheme="minorHAnsi"/>
-                <w:bCs/>
-              </w:rPr>
-              <w:t>Outdated Services &amp; Components</w:t>
-            </w:r>
-          </w:p>
-        </w:tc>
-        <w:tc>
-          <w:tcPr>
-            <w:tcW w:w="910" w:type="pct"/>
-            <w:tcBorders>
-              <w:top w:val="single" w:sz="4" w:space="0" w:color="BFBFBF"/>
-              <w:left w:val="single" w:sz="4" w:space="0" w:color="BFBFBF"/>
-              <w:bottom w:val="single" w:sz="4" w:space="0" w:color="BFBFBF"/>
-              <w:right w:val="single" w:sz="4" w:space="0" w:color="BFBFBF"/>
-            </w:tcBorders>
-            <w:vAlign w:val="center"/>
-          </w:tcPr>
-          <w:p>
-            <w:pPr>
-              <w:pStyle w:val="TableParagraph"/>
-              <w:spacing w:before="80" w:after="80" w:line="276" w:lineRule="auto"/>
-              <w:rPr>
-                <w:rFonts w:cstheme="minorHAnsi"/>
-                <w:bCs/>
-              </w:rPr>
-            </w:pPr>
-            <w:r>
-              <w:rPr>
-                <w:rFonts w:cstheme="minorHAnsi"/>
-                <w:bCs/>
-              </w:rPr>
-              <w:t>Done</w:t>
-            </w:r>
-          </w:p>
-        </w:tc>
-        <w:tc>
-          <w:tcPr>
-            <w:tcW w:w="1212" w:type="pct"/>
-            <w:tcBorders>
-              <w:top w:val="single" w:sz="4" w:space="0" w:color="BFBFBF"/>
-              <w:left w:val="single" w:sz="4" w:space="0" w:color="BFBFBF"/>
-              <w:bottom w:val="single" w:sz="4" w:space="0" w:color="BFBFBF"/>
-              <w:right w:val="single" w:sz="4" w:space="0" w:color="BFBFBF"/>
-            </w:tcBorders>
-            <w:shd w:val="clear" w:color="auto" w:fill="92D050"/>
-            <w:vAlign w:val="center"/>
-          </w:tcPr>
-          <w:p>
-            <w:pPr>
-              <w:pStyle w:val="TableParagraph"/>
-              <w:spacing w:before="80" w:after="80" w:line="276" w:lineRule="auto"/>
-              <w:ind w:left="136" w:right="139"/>
-              <w:rPr>
-                <w:rFonts w:cstheme="minorHAnsi"/>
-                <w:bCs/>
-              </w:rPr>
-            </w:pPr>
-            <w:r>
-              <w:rPr>
-                <w:rFonts w:cstheme="minorHAnsi"/>
-                <w:bCs/>
-              </w:rPr>
-              <w:t>Not Vulnerable</w:t>
-            </w:r>
-          </w:p>
-        </w:tc>
-      </w:tr>
-      <w:tr>
-        <w:trPr>
-          <w:trHeight w:val="20"/>
-        </w:trPr>
-        <w:tc>
-          <w:tcPr>
-            <w:tcW w:w="337" w:type="pct"/>
-            <w:tcBorders>
-              <w:top w:val="single" w:sz="4" w:space="0" w:color="BFBFBF"/>
-              <w:left w:val="single" w:sz="4" w:space="0" w:color="BFBFBF"/>
-              <w:bottom w:val="single" w:sz="4" w:space="0" w:color="BFBFBF"/>
-              <w:right w:val="single" w:sz="4" w:space="0" w:color="BFBFBF"/>
-            </w:tcBorders>
-            <w:vAlign w:val="center"/>
-          </w:tcPr>
-          <w:p>
-            <w:pPr>
-              <w:pStyle w:val="TableParagraph"/>
-              <w:numPr>
-                <w:ilvl w:val="0"/>
-                <w:numId w:val="7"/>
-              </w:numPr>
-              <w:spacing w:before="80" w:after="80" w:line="276" w:lineRule="auto"/>
-              <w:rPr>
-                <w:rFonts w:cstheme="minorHAnsi"/>
-                <w:bCs/>
-              </w:rPr>
-            </w:pPr>
-          </w:p>
-        </w:tc>
-        <w:tc>
-          <w:tcPr>
-            <w:tcW w:w="2541" w:type="pct"/>
-            <w:tcBorders>
-              <w:top w:val="single" w:sz="4" w:space="0" w:color="BFBFBF"/>
-              <w:left w:val="single" w:sz="4" w:space="0" w:color="BFBFBF"/>
-              <w:bottom w:val="single" w:sz="4" w:space="0" w:color="BFBFBF"/>
-              <w:right w:val="single" w:sz="4" w:space="0" w:color="BFBFBF"/>
-            </w:tcBorders>
-            <w:vAlign w:val="center"/>
-          </w:tcPr>
-          <w:p>
-            <w:pPr>
-              <w:pStyle w:val="TableParagraph"/>
-              <w:spacing w:before="80" w:after="80" w:line="276" w:lineRule="auto"/>
-              <w:rPr>
-                <w:rFonts w:cstheme="minorHAnsi"/>
-                <w:bCs/>
-              </w:rPr>
-            </w:pPr>
-            <w:r>
-              <w:rPr>
-                <w:rFonts w:cstheme="minorHAnsi"/>
-                <w:bCs/>
-              </w:rPr>
-              <w:t>Buffer Overflow</w:t>
-            </w:r>
-          </w:p>
-        </w:tc>
-        <w:tc>
-          <w:tcPr>
-            <w:tcW w:w="910" w:type="pct"/>
-            <w:tcBorders>
-              <w:top w:val="single" w:sz="4" w:space="0" w:color="BFBFBF"/>
-              <w:left w:val="single" w:sz="4" w:space="0" w:color="BFBFBF"/>
-              <w:bottom w:val="single" w:sz="4" w:space="0" w:color="BFBFBF"/>
-              <w:right w:val="single" w:sz="4" w:space="0" w:color="BFBFBF"/>
-            </w:tcBorders>
-            <w:vAlign w:val="center"/>
-          </w:tcPr>
-          <w:p>
-            <w:pPr>
-              <w:pStyle w:val="TableParagraph"/>
-              <w:spacing w:before="80" w:after="80" w:line="276" w:lineRule="auto"/>
-              <w:rPr>
-                <w:rFonts w:cstheme="minorHAnsi"/>
-                <w:bCs/>
-              </w:rPr>
-            </w:pPr>
-            <w:r>
-              <w:rPr>
-                <w:rFonts w:cstheme="minorHAnsi"/>
-                <w:bCs/>
-              </w:rPr>
-              <w:t>Done</w:t>
-            </w:r>
-          </w:p>
-        </w:tc>
-        <w:tc>
-          <w:tcPr>
-            <w:tcW w:w="1212" w:type="pct"/>
-            <w:tcBorders>
-              <w:top w:val="single" w:sz="4" w:space="0" w:color="BFBFBF"/>
-              <w:left w:val="single" w:sz="4" w:space="0" w:color="BFBFBF"/>
-              <w:bottom w:val="single" w:sz="4" w:space="0" w:color="BFBFBF"/>
-              <w:right w:val="single" w:sz="4" w:space="0" w:color="BFBFBF"/>
-            </w:tcBorders>
-            <w:shd w:val="clear" w:color="auto" w:fill="92D050"/>
-            <w:vAlign w:val="center"/>
-          </w:tcPr>
-          <w:p>
-            <w:pPr>
-              <w:pStyle w:val="TableParagraph"/>
-              <w:spacing w:before="80" w:after="80" w:line="276" w:lineRule="auto"/>
-              <w:ind w:left="136" w:right="139"/>
-              <w:rPr>
-                <w:rFonts w:cstheme="minorHAnsi"/>
-                <w:bCs/>
-              </w:rPr>
-            </w:pPr>
-            <w:r>
-              <w:rPr>
-                <w:rFonts w:cstheme="minorHAnsi"/>
-                <w:bCs/>
-              </w:rPr>
-              <w:t>Not Vulnerable</w:t>
-            </w:r>
-          </w:p>
-        </w:tc>
-      </w:tr>
-      <w:tr>
-        <w:trPr>
-          <w:trHeight w:val="20"/>
-        </w:trPr>
-        <w:tc>
-          <w:tcPr>
-            <w:tcW w:w="337" w:type="pct"/>
-            <w:tcBorders>
-              <w:top w:val="single" w:sz="4" w:space="0" w:color="BFBFBF"/>
-              <w:left w:val="single" w:sz="4" w:space="0" w:color="BFBFBF"/>
-              <w:bottom w:val="single" w:sz="4" w:space="0" w:color="BFBFBF"/>
-              <w:right w:val="single" w:sz="4" w:space="0" w:color="BFBFBF"/>
-            </w:tcBorders>
-            <w:vAlign w:val="center"/>
-          </w:tcPr>
-          <w:p>
-            <w:pPr>
-              <w:pStyle w:val="TableParagraph"/>
-              <w:numPr>
-                <w:ilvl w:val="0"/>
-                <w:numId w:val="7"/>
-              </w:numPr>
-              <w:spacing w:before="80" w:after="80" w:line="276" w:lineRule="auto"/>
-              <w:rPr>
-                <w:rFonts w:cstheme="minorHAnsi"/>
-                <w:bCs/>
-              </w:rPr>
-            </w:pPr>
-          </w:p>
-        </w:tc>
-        <w:tc>
-          <w:tcPr>
-            <w:tcW w:w="2541" w:type="pct"/>
-            <w:tcBorders>
-              <w:top w:val="single" w:sz="4" w:space="0" w:color="BFBFBF"/>
-              <w:left w:val="single" w:sz="4" w:space="0" w:color="BFBFBF"/>
-              <w:bottom w:val="single" w:sz="4" w:space="0" w:color="BFBFBF"/>
-              <w:right w:val="single" w:sz="4" w:space="0" w:color="BFBFBF"/>
-            </w:tcBorders>
-            <w:vAlign w:val="center"/>
-          </w:tcPr>
-          <w:p>
-            <w:pPr>
-              <w:pStyle w:val="TableParagraph"/>
-              <w:spacing w:before="80" w:after="80" w:line="276" w:lineRule="auto"/>
-              <w:rPr>
-                <w:rFonts w:cstheme="minorHAnsi"/>
-                <w:bCs/>
-              </w:rPr>
-            </w:pPr>
-            <w:r>
-              <w:rPr>
-                <w:rFonts w:cstheme="minorHAnsi"/>
-                <w:bCs/>
-              </w:rPr>
-              <w:t>Cryptography Failures</w:t>
-            </w:r>
-          </w:p>
-        </w:tc>
-        <w:tc>
-          <w:tcPr>
-            <w:tcW w:w="910" w:type="pct"/>
-            <w:tcBorders>
-              <w:top w:val="single" w:sz="4" w:space="0" w:color="BFBFBF"/>
-              <w:left w:val="single" w:sz="4" w:space="0" w:color="BFBFBF"/>
-              <w:bottom w:val="single" w:sz="4" w:space="0" w:color="BFBFBF"/>
-              <w:right w:val="single" w:sz="4" w:space="0" w:color="BFBFBF"/>
-            </w:tcBorders>
-            <w:vAlign w:val="center"/>
-          </w:tcPr>
-          <w:p>
-            <w:pPr>
-              <w:pStyle w:val="TableParagraph"/>
-              <w:spacing w:before="80" w:after="80" w:line="276" w:lineRule="auto"/>
-              <w:rPr>
-                <w:rFonts w:cstheme="minorHAnsi"/>
-                <w:bCs/>
-              </w:rPr>
-            </w:pPr>
-            <w:r>
-              <w:rPr>
-                <w:rFonts w:cstheme="minorHAnsi"/>
-                <w:bCs/>
-              </w:rPr>
-              <w:t>Done</w:t>
-            </w:r>
-          </w:p>
-        </w:tc>
-        <w:tc>
-          <w:tcPr>
-            <w:tcW w:w="1212" w:type="pct"/>
-            <w:tcBorders>
-              <w:top w:val="single" w:sz="4" w:space="0" w:color="BFBFBF"/>
-              <w:left w:val="single" w:sz="4" w:space="0" w:color="BFBFBF"/>
-              <w:bottom w:val="single" w:sz="4" w:space="0" w:color="BFBFBF"/>
-              <w:right w:val="single" w:sz="4" w:space="0" w:color="BFBFBF"/>
-            </w:tcBorders>
-            <w:shd w:val="clear" w:color="auto" w:fill="92D050"/>
-            <w:vAlign w:val="center"/>
-          </w:tcPr>
-          <w:p>
-            <w:pPr>
-              <w:pStyle w:val="TableParagraph"/>
-              <w:spacing w:before="80" w:after="80" w:line="276" w:lineRule="auto"/>
-              <w:ind w:left="136" w:right="139"/>
-              <w:rPr>
-                <w:rFonts w:cstheme="minorHAnsi"/>
-                <w:bCs/>
-              </w:rPr>
-            </w:pPr>
-            <w:r>
-              <w:rPr>
-                <w:rFonts w:cstheme="minorHAnsi"/>
-                <w:bCs/>
-              </w:rPr>
-              <w:t>Not Vulnerable</w:t>
-            </w:r>
-          </w:p>
-        </w:tc>
-      </w:tr>
-      <w:tr>
-        <w:trPr>
-          <w:trHeight w:val="20"/>
-        </w:trPr>
-        <w:tc>
-          <w:tcPr>
-            <w:tcW w:w="337" w:type="pct"/>
-            <w:tcBorders>
-              <w:top w:val="single" w:sz="4" w:space="0" w:color="BFBFBF"/>
-              <w:left w:val="single" w:sz="4" w:space="0" w:color="BFBFBF"/>
-              <w:bottom w:val="single" w:sz="4" w:space="0" w:color="BFBFBF"/>
-              <w:right w:val="single" w:sz="4" w:space="0" w:color="BFBFBF"/>
-            </w:tcBorders>
-            <w:vAlign w:val="center"/>
-          </w:tcPr>
-          <w:p>
-            <w:pPr>
-              <w:pStyle w:val="TableParagraph"/>
-              <w:numPr>
-                <w:ilvl w:val="0"/>
-                <w:numId w:val="7"/>
-              </w:numPr>
-              <w:spacing w:before="80" w:after="80" w:line="276" w:lineRule="auto"/>
-              <w:rPr>
-                <w:rFonts w:cstheme="minorHAnsi"/>
-                <w:bCs/>
-              </w:rPr>
-            </w:pPr>
-          </w:p>
-        </w:tc>
-        <w:tc>
-          <w:tcPr>
-            <w:tcW w:w="2541" w:type="pct"/>
-            <w:tcBorders>
-              <w:top w:val="single" w:sz="4" w:space="0" w:color="BFBFBF"/>
-              <w:left w:val="single" w:sz="4" w:space="0" w:color="BFBFBF"/>
-              <w:bottom w:val="single" w:sz="4" w:space="0" w:color="BFBFBF"/>
-              <w:right w:val="single" w:sz="4" w:space="0" w:color="BFBFBF"/>
-            </w:tcBorders>
-            <w:vAlign w:val="center"/>
-          </w:tcPr>
-          <w:p>
-            <w:pPr>
-              <w:pStyle w:val="TableParagraph"/>
-              <w:spacing w:before="80" w:after="80" w:line="276" w:lineRule="auto"/>
-              <w:rPr>
-                <w:rFonts w:cstheme="minorHAnsi"/>
-                <w:bCs/>
-              </w:rPr>
-            </w:pPr>
-            <w:r>
-              <w:rPr>
-                <w:rFonts w:cstheme="minorHAnsi"/>
-                <w:bCs/>
-              </w:rPr>
-              <w:t>Default Credential</w:t>
-            </w:r>
-          </w:p>
-        </w:tc>
-        <w:tc>
-          <w:tcPr>
-            <w:tcW w:w="910" w:type="pct"/>
-            <w:tcBorders>
-              <w:top w:val="single" w:sz="4" w:space="0" w:color="BFBFBF"/>
-              <w:left w:val="single" w:sz="4" w:space="0" w:color="BFBFBF"/>
-              <w:bottom w:val="single" w:sz="4" w:space="0" w:color="BFBFBF"/>
-              <w:right w:val="single" w:sz="4" w:space="0" w:color="BFBFBF"/>
-            </w:tcBorders>
-            <w:vAlign w:val="center"/>
-          </w:tcPr>
-          <w:p>
-            <w:pPr>
-              <w:pStyle w:val="TableParagraph"/>
-              <w:spacing w:before="80" w:after="80" w:line="276" w:lineRule="auto"/>
-              <w:rPr>
-                <w:rFonts w:cstheme="minorHAnsi"/>
-                <w:bCs/>
-              </w:rPr>
-            </w:pPr>
-            <w:r>
-              <w:rPr>
-                <w:rFonts w:cstheme="minorHAnsi"/>
-                <w:bCs/>
-              </w:rPr>
-              <w:t>Done</w:t>
-            </w:r>
-          </w:p>
-        </w:tc>
-        <w:tc>
-          <w:tcPr>
-            <w:tcW w:w="1212" w:type="pct"/>
-            <w:tcBorders>
-              <w:top w:val="single" w:sz="4" w:space="0" w:color="BFBFBF"/>
-              <w:left w:val="single" w:sz="4" w:space="0" w:color="BFBFBF"/>
-              <w:bottom w:val="single" w:sz="4" w:space="0" w:color="BFBFBF"/>
-              <w:right w:val="single" w:sz="4" w:space="0" w:color="BFBFBF"/>
-            </w:tcBorders>
-            <w:shd w:val="clear" w:color="auto" w:fill="92D050"/>
-            <w:vAlign w:val="center"/>
-          </w:tcPr>
-          <w:p>
-            <w:pPr>
-              <w:pStyle w:val="TableParagraph"/>
-              <w:spacing w:before="80" w:after="80" w:line="276" w:lineRule="auto"/>
-              <w:ind w:left="136" w:right="139"/>
-              <w:rPr>
-                <w:rFonts w:cstheme="minorHAnsi"/>
-                <w:bCs/>
-              </w:rPr>
-            </w:pPr>
-            <w:r>
-              <w:rPr>
-                <w:rFonts w:cstheme="minorHAnsi"/>
-                <w:bCs/>
-              </w:rPr>
-              <w:t>Not Vulnerable</w:t>
-            </w:r>
-          </w:p>
-        </w:tc>
-      </w:tr>
-    </w:tbl>
+    <w:p>
+      <w:r>
+        <w:t>${checklist-isec-network-penetration-testing-checklist}</w:t>
+      </w:r>
+    </w:p>
     <w:p>
       <w:pPr>
         <w:rPr>

--- a/report-templates/templates/network/isec-network-upload.docx
+++ b/report-templates/templates/network/isec-network-upload.docx
@@ -517,7 +517,7 @@
                                     <w:szCs w:val="56"/>
                                     <w:lang w:val="en-US"/>
                                   </w:rPr>
-                                  <w:t xml:space="preserve">${asmtClient} ${project_name} ${network_type}</w:t>
+                                  <w:t xml:space="preserve">${asmtName}</w:t>
                                 </w:r>
                                 <w:r>
                                   <w:rPr>
@@ -527,7 +527,7 @@
                                     <w:szCs w:val="56"/>
                                     <w:lang w:val="en-US"/>
                                   </w:rPr>
-                                  <w:t xml:space="preserve"> </w:t>
+                                  <w:t xml:space="preserve"/>
                                 </w:r>
                                 <w:r>
                                   <w:rPr>
@@ -537,7 +537,7 @@
                                     <w:szCs w:val="56"/>
                                     <w:lang w:val="en-US"/>
                                   </w:rPr>
-                                  <w:t>Penetration Testing</w:t>
+                                  <w:t/>
                                 </w:r>
                                 <w:r>
                                   <w:rPr>
@@ -547,7 +547,7 @@
                                     <w:szCs w:val="56"/>
                                     <w:lang w:val="en-US"/>
                                   </w:rPr>
-                                  <w:t xml:space="preserve"> </w:t>
+                                  <w:t xml:space="preserve"/>
                                 </w:r>
                                 <w:r>
                                   <w:rPr>
@@ -557,7 +557,7 @@
                                     <w:szCs w:val="56"/>
                                     <w:lang w:val="en-US"/>
                                   </w:rPr>
-                                  <w:t>Report</w:t>
+                                  <w:t/>
                                 </w:r>
                               </w:p>
                             </w:txbxContent>
@@ -602,7 +602,7 @@
                               <w:szCs w:val="56"/>
                               <w:lang w:val="en-US"/>
                             </w:rPr>
-                            <w:t xml:space="preserve">${asmtClient} ${project_name} ${network_type}</w:t>
+                            <w:t xml:space="preserve">${asmtName}</w:t>
                           </w:r>
                           <w:r>
                             <w:rPr>
@@ -612,7 +612,7 @@
                               <w:szCs w:val="56"/>
                               <w:lang w:val="en-US"/>
                             </w:rPr>
-                            <w:t xml:space="preserve"> </w:t>
+                            <w:t xml:space="preserve"/>
                           </w:r>
                           <w:r>
                             <w:rPr>
@@ -622,7 +622,7 @@
                               <w:szCs w:val="56"/>
                               <w:lang w:val="en-US"/>
                             </w:rPr>
-                            <w:t>Penetration Testing</w:t>
+                            <w:t/>
                           </w:r>
                           <w:r>
                             <w:rPr>
@@ -632,7 +632,7 @@
                               <w:szCs w:val="56"/>
                               <w:lang w:val="en-US"/>
                             </w:rPr>
-                            <w:t xml:space="preserve"> </w:t>
+                            <w:t xml:space="preserve"/>
                           </w:r>
                           <w:r>
                             <w:rPr>
@@ -642,7 +642,7 @@
                               <w:szCs w:val="56"/>
                               <w:lang w:val="en-US"/>
                             </w:rPr>
-                            <w:t>Report</w:t>
+                            <w:t/>
                           </w:r>
                         </w:p>
                       </w:txbxContent>
@@ -4191,22 +4191,22 @@
               <w:rPr>
                 <w:color w:val="000000" w:themeColor="text1"/>
               </w:rPr>
-              <w:t xml:space="preserve">${asmtClient} ${project_name} ${network_type}</w:t>
-            </w:r>
-            <w:r>
-              <w:t xml:space="preserve"> </w:t>
+              <w:t xml:space="preserve">${asmtName}</w:t>
+            </w:r>
+            <w:r>
+              <w:t xml:space="preserve"/>
             </w:r>
             <w:r>
               <w:rPr>
                 <w:color w:val="000000" w:themeColor="text1"/>
               </w:rPr>
-              <w:t xml:space="preserve">Penetration Testing Report </w:t>
+              <w:t xml:space="preserve"/>
             </w:r>
             <w:r>
               <w:rPr>
                 <w:color w:val="000000" w:themeColor="text1"/>
               </w:rPr>
-              <w:t xml:space="preserve">v${report_version}</w:t>
+              <w:t xml:space="preserve"/>
             </w:r>
             <w:proofErr w:type="spellStart"/>
             <w:proofErr w:type="spellEnd"/>
@@ -13348,7 +13348,7 @@
               </w:rPr>
             </w:pPr>
             <w:r>
-              <w:t xml:space="preserve">${isec_checklist_ref}</w:t>
+              <w:t xml:space="preserve">${checklistItems isec-network-penetration-testing-checklist}</w:t>
             </w:r>
           </w:p>
         </w:tc>
